--- a/docs/bid-solution/exported-docx/05-商务技术文件章节/07_核心功能模块完整性.docx
+++ b/docs/bid-solution/exported-docx/05-商务技术文件章节/07_核心功能模块完整性.docx
@@ -69,6 +69,58 @@
       </w:pPr>
       <w:r>
         <w:t>本章围绕招标文件对“核心功能模块完整性”的评分要求进行编制，重点说明平台对合同结算管理、项目管理、处置证管理、消纳场地管理、车辆管理、预警管理、统计分析、数据看板等核心模块的覆盖完整性、业务流程完整性、角色覆盖完整性和页面支撑情况，确保甲方能够直观判断本方案对核心业务的承接能力。</w:t>
+      </w:r>
+    </w:p>
+    <w:p>
+      <w:pPr>
+        <w:pStyle w:val="Heading2"/>
+      </w:pPr>
+      <w:r>
+        <w:t>7.0.1 本章高分响应摘要</w:t>
+      </w:r>
+    </w:p>
+    <w:p>
+      <w:pPr>
+        <w:pStyle w:val="ListNumber"/>
+        <w:spacing w:after="40"/>
+      </w:pPr>
+      <w:r>
+        <w:t>以核心模块覆盖矩阵方式直接回应评标关注点，快速体现“模块齐全”。</w:t>
+      </w:r>
+    </w:p>
+    <w:p>
+      <w:pPr>
+        <w:pStyle w:val="ListNumber"/>
+        <w:spacing w:after="40"/>
+      </w:pPr>
+      <w:r>
+        <w:t>从经营主线、监管主线、现场作业主线三个角度说明流程闭环，突出“流程完整”。</w:t>
+      </w:r>
+    </w:p>
+    <w:p>
+      <w:pPr>
+        <w:pStyle w:val="ListNumber"/>
+        <w:spacing w:after="40"/>
+      </w:pPr>
+      <w:r>
+        <w:t>对合同、项目、处置证、场地、车辆、预警、统计、看板等核心模块逐项说明完整性，突出“细节详实”。</w:t>
+      </w:r>
+    </w:p>
+    <w:p>
+      <w:pPr>
+        <w:pStyle w:val="ListNumber"/>
+        <w:spacing w:after="40"/>
+      </w:pPr>
+      <w:r>
+        <w:t>配套真实系统页面截图，进一步证明现阶段平台已具备较强的模块落地基础。</w:t>
+      </w:r>
+    </w:p>
+    <w:p>
+      <w:pPr>
+        <w:spacing w:after="120"/>
+      </w:pPr>
+      <w:r>
+        <w:t>评分关键词：模块齐全、流程闭环、角色覆盖完整、页面支撑充分。</w:t>
       </w:r>
     </w:p>
     <w:p>
@@ -1978,6 +2030,62 @@
                 <w:rFonts w:ascii="Microsoft YaHei" w:hAnsi="Microsoft YaHei" w:eastAsia="Microsoft YaHei"/>
                 <w:sz w:val="21"/>
               </w:rPr>
+              <w:t>处置证页面</w:t>
+            </w:r>
+          </w:p>
+        </w:tc>
+        <w:tc>
+          <w:tcPr>
+            <w:tcW w:type="dxa" w:w="3022"/>
+          </w:tcPr>
+          <w:p>
+            <w:pPr>
+              <w:spacing w:after="40"/>
+            </w:pPr>
+            <w:r/>
+            <w:r>
+              <w:rPr>
+                <w:rFonts w:ascii="Microsoft YaHei" w:hAnsi="Microsoft YaHei" w:eastAsia="Microsoft YaHei"/>
+                <w:sz w:val="21"/>
+              </w:rPr>
+              <w:t>展示证件清单、来源、状态和项目/合同/场地关联关系</w:t>
+            </w:r>
+          </w:p>
+        </w:tc>
+      </w:tr>
+      <w:tr>
+        <w:tc>
+          <w:tcPr>
+            <w:tcW w:type="dxa" w:w="3022"/>
+          </w:tcPr>
+          <w:p>
+            <w:pPr>
+              <w:spacing w:after="40"/>
+            </w:pPr>
+            <w:r/>
+            <w:r>
+              <w:rPr>
+                <w:rFonts w:ascii="Microsoft YaHei" w:hAnsi="Microsoft YaHei" w:eastAsia="Microsoft YaHei"/>
+                <w:sz w:val="21"/>
+              </w:rPr>
+              <w:t>图7-4</w:t>
+            </w:r>
+          </w:p>
+        </w:tc>
+        <w:tc>
+          <w:tcPr>
+            <w:tcW w:type="dxa" w:w="3022"/>
+          </w:tcPr>
+          <w:p>
+            <w:pPr>
+              <w:spacing w:after="40"/>
+            </w:pPr>
+            <w:r/>
+            <w:r>
+              <w:rPr>
+                <w:rFonts w:ascii="Microsoft YaHei" w:hAnsi="Microsoft YaHei" w:eastAsia="Microsoft YaHei"/>
+                <w:sz w:val="21"/>
+              </w:rPr>
               <w:t>消纳场地页面</w:t>
             </w:r>
           </w:p>
@@ -2016,7 +2124,7 @@
                 <w:rFonts w:ascii="Microsoft YaHei" w:hAnsi="Microsoft YaHei" w:eastAsia="Microsoft YaHei"/>
                 <w:sz w:val="21"/>
               </w:rPr>
-              <w:t>图7-4</w:t>
+              <w:t>图7-5</w:t>
             </w:r>
           </w:p>
         </w:tc>
@@ -2072,7 +2180,7 @@
                 <w:rFonts w:ascii="Microsoft YaHei" w:hAnsi="Microsoft YaHei" w:eastAsia="Microsoft YaHei"/>
                 <w:sz w:val="21"/>
               </w:rPr>
-              <w:t>图7-5</w:t>
+              <w:t>图7-6</w:t>
             </w:r>
           </w:p>
         </w:tc>
@@ -2128,7 +2236,7 @@
                 <w:rFonts w:ascii="Microsoft YaHei" w:hAnsi="Microsoft YaHei" w:eastAsia="Microsoft YaHei"/>
                 <w:sz w:val="21"/>
               </w:rPr>
-              <w:t>图7-6</w:t>
+              <w:t>图7-7</w:t>
             </w:r>
           </w:p>
         </w:tc>
@@ -2165,62 +2273,6 @@
                 <w:sz w:val="21"/>
               </w:rPr>
               <w:t>展示可视化图表和地图专题</w:t>
-            </w:r>
-          </w:p>
-        </w:tc>
-      </w:tr>
-      <w:tr>
-        <w:tc>
-          <w:tcPr>
-            <w:tcW w:type="dxa" w:w="3022"/>
-          </w:tcPr>
-          <w:p>
-            <w:pPr>
-              <w:spacing w:after="40"/>
-            </w:pPr>
-            <w:r/>
-            <w:r>
-              <w:rPr>
-                <w:rFonts w:ascii="Microsoft YaHei" w:hAnsi="Microsoft YaHei" w:eastAsia="Microsoft YaHei"/>
-                <w:sz w:val="21"/>
-              </w:rPr>
-              <w:t>图7-7</w:t>
-            </w:r>
-          </w:p>
-        </w:tc>
-        <w:tc>
-          <w:tcPr>
-            <w:tcW w:type="dxa" w:w="3022"/>
-          </w:tcPr>
-          <w:p>
-            <w:pPr>
-              <w:spacing w:after="40"/>
-            </w:pPr>
-            <w:r/>
-            <w:r>
-              <w:rPr>
-                <w:rFonts w:ascii="Microsoft YaHei" w:hAnsi="Microsoft YaHei" w:eastAsia="Microsoft YaHei"/>
-                <w:sz w:val="21"/>
-              </w:rPr>
-              <w:t>平台对接配置页面</w:t>
-            </w:r>
-          </w:p>
-        </w:tc>
-        <w:tc>
-          <w:tcPr>
-            <w:tcW w:type="dxa" w:w="3022"/>
-          </w:tcPr>
-          <w:p>
-            <w:pPr>
-              <w:spacing w:after="40"/>
-            </w:pPr>
-            <w:r/>
-            <w:r>
-              <w:rPr>
-                <w:rFonts w:ascii="Microsoft YaHei" w:hAnsi="Microsoft YaHei" w:eastAsia="Microsoft YaHei"/>
-                <w:sz w:val="21"/>
-              </w:rPr>
-              <w:t>展示平台对接配置与集成能力</w:t>
             </w:r>
           </w:p>
         </w:tc>
@@ -2326,7 +2378,54 @@
         <w:pStyle w:val="Heading3"/>
       </w:pPr>
       <w:r>
-        <w:t>图7-3 消纳场地模块页面</w:t>
+        <w:t>图7-3 处置证管理模块页面</w:t>
+      </w:r>
+    </w:p>
+    <w:p>
+      <w:pPr>
+        <w:jc w:val="center"/>
+      </w:pPr>
+      <w:r>
+        <w:drawing>
+          <wp:inline xmlns:a="http://schemas.openxmlformats.org/drawingml/2006/main" xmlns:pic="http://schemas.openxmlformats.org/drawingml/2006/picture">
+            <wp:extent cx="5580000" cy="6329167"/>
+            <wp:docPr id="3" name="Picture 3"/>
+            <wp:cNvGraphicFramePr>
+              <a:graphicFrameLocks noChangeAspect="1"/>
+            </wp:cNvGraphicFramePr>
+            <a:graphic>
+              <a:graphicData uri="http://schemas.openxmlformats.org/drawingml/2006/picture">
+                <pic:pic>
+                  <pic:nvPicPr>
+                    <pic:cNvPr id="0" name="permits-management.png"/>
+                    <pic:cNvPicPr/>
+                  </pic:nvPicPr>
+                  <pic:blipFill>
+                    <a:blip r:embed="rId11"/>
+                    <a:stretch>
+                      <a:fillRect/>
+                    </a:stretch>
+                  </pic:blipFill>
+                  <pic:spPr>
+                    <a:xfrm>
+                      <a:off x="0" y="0"/>
+                      <a:ext cx="5580000" cy="6329167"/>
+                    </a:xfrm>
+                    <a:prstGeom prst="rect"/>
+                  </pic:spPr>
+                </pic:pic>
+              </a:graphicData>
+            </a:graphic>
+          </wp:inline>
+        </w:drawing>
+      </w:r>
+    </w:p>
+    <w:p>
+      <w:pPr>
+        <w:pStyle w:val="Heading3"/>
+      </w:pPr>
+      <w:r>
+        <w:t>图7-4 消纳场地模块页面</w:t>
       </w:r>
     </w:p>
     <w:p>
@@ -2337,7 +2436,7 @@
         <w:drawing>
           <wp:inline xmlns:a="http://schemas.openxmlformats.org/drawingml/2006/main" xmlns:pic="http://schemas.openxmlformats.org/drawingml/2006/picture">
             <wp:extent cx="5580000" cy="3720000"/>
-            <wp:docPr id="3" name="Picture 3"/>
+            <wp:docPr id="4" name="Picture 4"/>
             <wp:cNvGraphicFramePr>
               <a:graphicFrameLocks noChangeAspect="1"/>
             </wp:cNvGraphicFramePr>
@@ -2349,7 +2448,7 @@
                     <pic:cNvPicPr/>
                   </pic:nvPicPr>
                   <pic:blipFill>
-                    <a:blip r:embed="rId11"/>
+                    <a:blip r:embed="rId12"/>
                     <a:stretch>
                       <a:fillRect/>
                     </a:stretch>
@@ -2373,7 +2472,7 @@
         <w:pStyle w:val="Heading3"/>
       </w:pPr>
       <w:r>
-        <w:t>图7-4 车辆管理模块页面</w:t>
+        <w:t>图7-5 车辆管理模块页面</w:t>
       </w:r>
     </w:p>
     <w:p>
@@ -2384,7 +2483,7 @@
         <w:drawing>
           <wp:inline xmlns:a="http://schemas.openxmlformats.org/drawingml/2006/main" xmlns:pic="http://schemas.openxmlformats.org/drawingml/2006/picture">
             <wp:extent cx="5580000" cy="6440250"/>
-            <wp:docPr id="4" name="Picture 4"/>
+            <wp:docPr id="5" name="Picture 5"/>
             <wp:cNvGraphicFramePr>
               <a:graphicFrameLocks noChangeAspect="1"/>
             </wp:cNvGraphicFramePr>
@@ -2396,7 +2495,7 @@
                     <pic:cNvPicPr/>
                   </pic:nvPicPr>
                   <pic:blipFill>
-                    <a:blip r:embed="rId12"/>
+                    <a:blip r:embed="rId13"/>
                     <a:stretch>
                       <a:fillRect/>
                     </a:stretch>
@@ -2420,7 +2519,7 @@
         <w:pStyle w:val="Heading3"/>
       </w:pPr>
       <w:r>
-        <w:t>图7-5 预警管理模块页面</w:t>
+        <w:t>图7-6 预警管理模块页面</w:t>
       </w:r>
     </w:p>
     <w:p>
@@ -2431,7 +2530,7 @@
         <w:drawing>
           <wp:inline xmlns:a="http://schemas.openxmlformats.org/drawingml/2006/main" xmlns:pic="http://schemas.openxmlformats.org/drawingml/2006/picture">
             <wp:extent cx="5580000" cy="8191807"/>
-            <wp:docPr id="5" name="Picture 5"/>
+            <wp:docPr id="6" name="Picture 6"/>
             <wp:cNvGraphicFramePr>
               <a:graphicFrameLocks noChangeAspect="1"/>
             </wp:cNvGraphicFramePr>
@@ -2443,7 +2542,7 @@
                     <pic:cNvPicPr/>
                   </pic:nvPicPr>
                   <pic:blipFill>
-                    <a:blip r:embed="rId13"/>
+                    <a:blip r:embed="rId14"/>
                     <a:stretch>
                       <a:fillRect/>
                     </a:stretch>
@@ -2467,7 +2566,7 @@
         <w:pStyle w:val="Heading3"/>
       </w:pPr>
       <w:r>
-        <w:t>图7-6 数据看板模块页面</w:t>
+        <w:t>图7-7 数据看板模块页面</w:t>
       </w:r>
     </w:p>
     <w:p>
@@ -2478,7 +2577,7 @@
         <w:drawing>
           <wp:inline xmlns:a="http://schemas.openxmlformats.org/drawingml/2006/main" xmlns:pic="http://schemas.openxmlformats.org/drawingml/2006/picture">
             <wp:extent cx="5580000" cy="5600667"/>
-            <wp:docPr id="6" name="Picture 6"/>
+            <wp:docPr id="7" name="Picture 7"/>
             <wp:cNvGraphicFramePr>
               <a:graphicFrameLocks noChangeAspect="1"/>
             </wp:cNvGraphicFramePr>
@@ -2490,7 +2589,7 @@
                     <pic:cNvPicPr/>
                   </pic:nvPicPr>
                   <pic:blipFill>
-                    <a:blip r:embed="rId14"/>
+                    <a:blip r:embed="rId15"/>
                     <a:stretch>
                       <a:fillRect/>
                     </a:stretch>
@@ -2511,49 +2610,10 @@
     </w:p>
     <w:p>
       <w:pPr>
-        <w:pStyle w:val="Heading3"/>
+        <w:spacing w:after="120"/>
       </w:pPr>
       <w:r>
-        <w:t>图7-7 平台对接配置页面</w:t>
-      </w:r>
-    </w:p>
-    <w:p>
-      <w:pPr>
-        <w:jc w:val="center"/>
-      </w:pPr>
-      <w:r>
-        <w:drawing>
-          <wp:inline xmlns:a="http://schemas.openxmlformats.org/drawingml/2006/main" xmlns:pic="http://schemas.openxmlformats.org/drawingml/2006/picture">
-            <wp:extent cx="5580000" cy="11645667"/>
-            <wp:docPr id="7" name="Picture 7"/>
-            <wp:cNvGraphicFramePr>
-              <a:graphicFrameLocks noChangeAspect="1"/>
-            </wp:cNvGraphicFramePr>
-            <a:graphic>
-              <a:graphicData uri="http://schemas.openxmlformats.org/drawingml/2006/picture">
-                <pic:pic>
-                  <pic:nvPicPr>
-                    <pic:cNvPr id="0" name="platform-integrations.png"/>
-                    <pic:cNvPicPr/>
-                  </pic:nvPicPr>
-                  <pic:blipFill>
-                    <a:blip r:embed="rId15"/>
-                    <a:stretch>
-                      <a:fillRect/>
-                    </a:stretch>
-                  </pic:blipFill>
-                  <pic:spPr>
-                    <a:xfrm>
-                      <a:off x="0" y="0"/>
-                      <a:ext cx="5580000" cy="11645667"/>
-                    </a:xfrm>
-                    <a:prstGeom prst="rect"/>
-                  </pic:spPr>
-                </pic:pic>
-              </a:graphicData>
-            </a:graphic>
-          </wp:inline>
-        </w:drawing>
+        <w:t>图示说明：以上截图均为现阶段系统真实页面，重点展示核心模块在台账管理、过程监管、预警识别和综合展示方面的完整承载能力。</w:t>
       </w:r>
     </w:p>
     <w:p>
@@ -2570,6 +2630,14 @@
       </w:pPr>
       <w:r>
         <w:t>综合上述内容，本方案对招标文件要求的合同结算管理、项目管理、处置证管理、消纳场地管理、车辆管理、预警管理、统计分析和数据看板等核心模块均已进行完整覆盖，业务链路清晰，角色范围明确，流程前后衔接完整，且具备较强的页面支撑和实施落地基础，能够满足甲方对“功能模块齐全、流程完整、细节详实”的评分要求。</w:t>
+      </w:r>
+    </w:p>
+    <w:p>
+      <w:pPr>
+        <w:spacing w:after="120"/>
+      </w:pPr>
+      <w:r>
+        <w:t>本章投标响应结论：投标人所提供的功能方案已形成从主数据、过程管控、风险识别到可视化展示的完整模块体系，能够有效支撑甲方对核心业务模块完整性的评审要求。</w:t>
       </w:r>
     </w:p>
     <w:sectPr>
